--- a/report/public/templates/repair.docx
+++ b/report/public/templates/repair.docx
@@ -142,6 +142,11 @@
       </w:r>
     </w:p>
     <w:p>
+      <w:r>
+        <w:t xml:space="preserve">{#내용}</w:t>
+      </w:r>
+    </w:p>
+    <w:p>
       <w:pPr>
         <w:pStyle w:val="a8"/>
         <w:numPr>
@@ -167,7 +172,12 @@
         <w:rPr>
           <w:rFonts w:ascii="맑은 고딕" w:eastAsia="맑은 고딕" w:hAnsi="맑은 고딕" w:cs="맑은 고딕"/>
         </w:rPr>
-        <w:t xml:space="preserve">{body}</w:t>
+        <w:t xml:space="preserve">{.}</w:t>
+      </w:r>
+    </w:p>
+    <w:p>
+      <w:r>
+        <w:t xml:space="preserve">{/내용}</w:t>
       </w:r>
     </w:p>
     <w:p>
@@ -180,7 +190,12 @@
     </w:p>
     <w:p>
       <w:pPr>
+        <w:numPr>
+          <w:ilvl w:val="0"/>
+          <w:numId w:val="6"/>
+        </w:numPr>
         <w:spacing w:after="0"/>
+        <w:ind w:left="284" w:hanging="284"/>
         <w:rPr>
           <w:b/>
           <w:bCs/>
